--- a/lab2/schema.docx
+++ b/lab2/schema.docx
@@ -46,17 +46,7 @@
           <w:szCs w:val="32"/>
           <w:lang w:val="ru-RU"/>
         </w:rPr>
-        <w:t>Выполнил: Марушко Тимофей</w:t>
-      </w:r>
-      <w:r>
-        <w:rPr>
-          <w:b/>
-          <w:bCs/>
-          <w:sz w:val="24"/>
-          <w:szCs w:val="32"/>
-          <w:lang w:val="ru-RU"/>
-        </w:rPr>
-        <w:t xml:space="preserve"> </w:t>
+        <w:t xml:space="preserve">Выполнил: Марушко Тимофей </w:t>
       </w:r>
       <w:r>
         <w:rPr>
@@ -250,25 +240,7 @@
           <w:sz w:val="22"/>
           <w:lang w:val="ru-RU"/>
         </w:rPr>
-        <w:t>Словесно</w:t>
-      </w:r>
-      <w:r>
-        <w:rPr>
-          <w:b/>
-          <w:bCs/>
-          <w:sz w:val="22"/>
-          <w:lang w:val="ru-RU"/>
-        </w:rPr>
-        <w:t>-</w:t>
-      </w:r>
-      <w:r>
-        <w:rPr>
-          <w:b/>
-          <w:bCs/>
-          <w:sz w:val="22"/>
-          <w:lang w:val="ru-RU"/>
-        </w:rPr>
-        <w:t>формульное описание</w:t>
+        <w:t>Словесно-формульное описание</w:t>
       </w:r>
       <w:r>
         <w:rPr>
@@ -293,7 +265,27 @@
         <w:rPr>
           <w:lang w:val="ru-RU"/>
         </w:rPr>
-        <w:t>Алгоритм представляет собой поочерёдное трёхразовое сравнение значений переменных и в зависимости от условия меняет их.</w:t>
+        <w:t>Алгоритм представляет собой поочерёдное трёхраз</w:t>
+      </w:r>
+      <w:bookmarkStart w:id="0" w:name="_GoBack"/>
+      <w:bookmarkEnd w:id="0"/>
+      <w:r>
+        <w:rPr>
+          <w:lang w:val="ru-RU"/>
+        </w:rPr>
+        <w:t>овое сравнение значений переменных и в зависимости от условия меняе</w:t>
+      </w:r>
+      <w:r>
+        <w:rPr>
+          <w:lang w:val="ru-RU"/>
+        </w:rPr>
+        <w:t>т их.</w:t>
+      </w:r>
+      <w:r>
+        <w:rPr>
+          <w:lang w:val="ru-RU"/>
+        </w:rPr>
+        <w:t xml:space="preserve"> </w:t>
       </w:r>
       <w:r>
         <w:rPr>
@@ -319,7 +311,7 @@
             <v:path o:extrusionok="f" gradientshapeok="t" o:connecttype="rect"/>
             <o:lock v:ext="edit" aspectratio="t"/>
           </v:shapetype>
-          <v:shape id="_x0000_i1043" type="#_x0000_t75" style="width:378pt;height:583.5pt">
+          <v:shape id="_x0000_i1025" type="#_x0000_t75" style="width:377.85pt;height:583.5pt">
             <v:imagedata r:id="rId7" o:title="diagram"/>
           </v:shape>
         </w:pict>
@@ -346,17 +338,7 @@
           <w:lang w:val="ru-RU"/>
         </w:rPr>
         <w:lastRenderedPageBreak/>
-        <w:t xml:space="preserve">Задание </w:t>
-      </w:r>
-      <w:r>
-        <w:rPr>
-          <w:b/>
-          <w:bCs/>
-          <w:sz w:val="24"/>
-          <w:szCs w:val="32"/>
-          <w:lang w:val="ru-RU"/>
-        </w:rPr>
-        <w:t>2</w:t>
+        <w:t>Задание 2</w:t>
       </w:r>
       <w:r>
         <w:rPr>
@@ -457,8 +439,6 @@
           <w:lang w:val="ru-RU"/>
         </w:rPr>
       </w:pPr>
-      <w:bookmarkStart w:id="0" w:name="_GoBack"/>
-      <w:bookmarkEnd w:id="0"/>
     </w:p>
     <w:p>
       <w:pPr>
@@ -481,7 +461,7 @@
           <w:lang w:val="ru-RU"/>
         </w:rPr>
         <w:pict>
-          <v:shape id="_x0000_i1046" type="#_x0000_t75" style="width:517.5pt;height:594pt">
+          <v:shape id="_x0000_i1026" type="#_x0000_t75" style="width:517.25pt;height:593.85pt">
             <v:imagedata r:id="rId8" o:title="diagram (1)"/>
           </v:shape>
         </w:pict>
@@ -1881,7 +1861,7 @@
     <w:lsdException w:name="Table Web 2" w:semiHidden="1" w:unhideWhenUsed="1"/>
     <w:lsdException w:name="Table Web 3" w:semiHidden="1" w:unhideWhenUsed="1"/>
     <w:lsdException w:name="Balloon Text" w:semiHidden="1" w:unhideWhenUsed="1"/>
-    <w:lsdException w:name="Table Grid" w:semiHidden="1" w:uiPriority="59" w:unhideWhenUsed="1"/>
+    <w:lsdException w:name="Table Grid" w:uiPriority="59"/>
     <w:lsdException w:name="Table Theme" w:semiHidden="1" w:unhideWhenUsed="1"/>
     <w:lsdException w:name="Placeholder Text" w:semiHidden="1"/>
     <w:lsdException w:name="No Spacing" w:uiPriority="1" w:qFormat="1"/>

--- a/lab2/schema.docx
+++ b/lab2/schema.docx
@@ -5,21 +5,18 @@
     <w:p>
       <w:pPr>
         <w:spacing w:line="360" w:lineRule="auto"/>
-        <w:ind w:firstLine="425"/>
         <w:jc w:val="center"/>
         <w:rPr>
-          <w:b/>
           <w:bCs/>
-          <w:sz w:val="24"/>
+          <w:sz w:val="28"/>
           <w:szCs w:val="32"/>
           <w:lang w:val="ru-RU"/>
         </w:rPr>
       </w:pPr>
       <w:r>
         <w:rPr>
-          <w:b/>
           <w:bCs/>
-          <w:sz w:val="24"/>
+          <w:sz w:val="28"/>
           <w:szCs w:val="32"/>
           <w:lang w:val="ru-RU"/>
         </w:rPr>
@@ -30,8 +27,8 @@
       <w:pPr>
         <w:spacing w:line="360" w:lineRule="auto"/>
         <w:ind w:firstLine="425"/>
+        <w:jc w:val="left"/>
         <w:rPr>
-          <w:b/>
           <w:bCs/>
           <w:sz w:val="24"/>
           <w:szCs w:val="32"/>
@@ -40,97 +37,15 @@
       </w:pPr>
       <w:r>
         <w:rPr>
-          <w:b/>
           <w:bCs/>
           <w:sz w:val="24"/>
           <w:szCs w:val="32"/>
           <w:lang w:val="ru-RU"/>
         </w:rPr>
-        <w:t xml:space="preserve">Выполнил: Марушко Тимофей </w:t>
+        <w:t xml:space="preserve">Выполнил: Марушко Тимофей | ФИТ | 1 курс | 2 группа | </w:t>
       </w:r>
       <w:r>
         <w:rPr>
-          <w:b/>
-          <w:bCs/>
-          <w:sz w:val="24"/>
-          <w:szCs w:val="32"/>
-          <w:lang w:val="ru-RU"/>
-        </w:rPr>
-        <w:t>|</w:t>
-      </w:r>
-      <w:r>
-        <w:rPr>
-          <w:b/>
-          <w:bCs/>
-          <w:sz w:val="24"/>
-          <w:szCs w:val="32"/>
-          <w:lang w:val="ru-RU"/>
-        </w:rPr>
-        <w:t xml:space="preserve"> ФИТ </w:t>
-      </w:r>
-      <w:r>
-        <w:rPr>
-          <w:b/>
-          <w:bCs/>
-          <w:sz w:val="24"/>
-          <w:szCs w:val="32"/>
-          <w:lang w:val="ru-RU"/>
-        </w:rPr>
-        <w:t>|</w:t>
-      </w:r>
-      <w:r>
-        <w:rPr>
-          <w:b/>
-          <w:bCs/>
-          <w:sz w:val="24"/>
-          <w:szCs w:val="32"/>
-          <w:lang w:val="ru-RU"/>
-        </w:rPr>
-        <w:t xml:space="preserve"> 1 курс </w:t>
-      </w:r>
-      <w:r>
-        <w:rPr>
-          <w:b/>
-          <w:bCs/>
-          <w:sz w:val="24"/>
-          <w:szCs w:val="32"/>
-          <w:lang w:val="ru-RU"/>
-        </w:rPr>
-        <w:t>|</w:t>
-      </w:r>
-      <w:r>
-        <w:rPr>
-          <w:b/>
-          <w:bCs/>
-          <w:sz w:val="24"/>
-          <w:szCs w:val="32"/>
-          <w:lang w:val="ru-RU"/>
-        </w:rPr>
-        <w:t xml:space="preserve"> 2 группа </w:t>
-      </w:r>
-      <w:r>
-        <w:rPr>
-          <w:b/>
-          <w:bCs/>
-          <w:sz w:val="24"/>
-          <w:szCs w:val="32"/>
-          <w:lang w:val="ru-RU"/>
-        </w:rPr>
-        <w:t>|</w:t>
-      </w:r>
-      <w:r>
-        <w:rPr>
-          <w:b/>
-          <w:bCs/>
-          <w:sz w:val="24"/>
-          <w:szCs w:val="32"/>
-          <w:lang w:val="ru-RU"/>
-        </w:rPr>
-        <w:t xml:space="preserve"> </w:t>
-      </w:r>
-      <w:r>
-        <w:rPr>
-          <w:b/>
           <w:bCs/>
           <w:sz w:val="24"/>
           <w:szCs w:val="32"/>
@@ -152,7 +67,6 @@
       </w:pPr>
       <w:r>
         <w:rPr>
-          <w:b/>
           <w:bCs/>
           <w:sz w:val="28"/>
           <w:szCs w:val="32"/>
@@ -162,7 +76,6 @@
       </w:r>
       <w:r>
         <w:rPr>
-          <w:b/>
           <w:bCs/>
           <w:sz w:val="24"/>
           <w:szCs w:val="32"/>
@@ -193,6 +106,7 @@
       <w:pPr>
         <w:spacing w:line="360" w:lineRule="auto"/>
         <w:ind w:firstLine="284"/>
+        <w:jc w:val="left"/>
         <w:rPr>
           <w:bCs/>
           <w:lang w:val="ru-RU"/>
@@ -203,11 +117,27 @@
           <w:bCs/>
           <w:lang w:val="ru-RU"/>
         </w:rPr>
-        <w:t>Есть действительные числа a, b, k. Поменять значения переменных так, чтобы </w:t>
+        <w:t>Есть действительные числа </w:t>
+      </w:r>
+      <w:r>
+        <w:rPr>
+          <w:b/>
+          <w:bCs/>
+          <w:lang w:val="ru-RU"/>
+        </w:rPr>
+        <w:t>a, b, k</w:t>
+      </w:r>
+      <w:r>
+        <w:rPr>
+          <w:bCs/>
+          <w:lang w:val="ru-RU"/>
+        </w:rPr>
+        <w:t>. Поменять значения переменных так, чтобы </w:t>
       </w:r>
       <w:proofErr w:type="gramStart"/>
       <w:r>
         <w:rPr>
+          <w:b/>
           <w:bCs/>
           <w:lang w:val="ru-RU"/>
         </w:rPr>
@@ -216,16 +146,25 @@
       <w:proofErr w:type="gramEnd"/>
       <w:r>
         <w:rPr>
+          <w:b/>
           <w:bCs/>
           <w:lang w:val="ru-RU"/>
         </w:rPr>
-        <w:t xml:space="preserve"> b &gt; k.</w:t>
+        <w:t xml:space="preserve"> b &gt; k</w:t>
+      </w:r>
+      <w:r>
+        <w:rPr>
+          <w:bCs/>
+          <w:lang w:val="ru-RU"/>
+        </w:rPr>
+        <w:t>.</w:t>
       </w:r>
     </w:p>
     <w:p>
       <w:pPr>
         <w:spacing w:line="360" w:lineRule="auto"/>
         <w:ind w:firstLine="142"/>
+        <w:jc w:val="left"/>
         <w:rPr>
           <w:b/>
           <w:bCs/>
@@ -265,15 +204,7 @@
         <w:rPr>
           <w:lang w:val="ru-RU"/>
         </w:rPr>
-        <w:t>Алгоритм представляет собой поочерёдное трёхраз</w:t>
-      </w:r>
-      <w:bookmarkStart w:id="0" w:name="_GoBack"/>
-      <w:bookmarkEnd w:id="0"/>
-      <w:r>
-        <w:rPr>
-          <w:lang w:val="ru-RU"/>
-        </w:rPr>
-        <w:t>овое сравнение значений переменных и в зависимости от условия меняе</w:t>
+        <w:t>Алгоритм представляет собой поочерёдное трёхразовое сравнение значений переменных и в зависимости от условия меняе</w:t>
       </w:r>
       <w:r>
         <w:rPr>
@@ -281,12 +212,16 @@
         </w:rPr>
         <w:t>т их.</w:t>
       </w:r>
-      <w:r>
+    </w:p>
+    <w:p>
+      <w:pPr>
+        <w:spacing w:line="360" w:lineRule="auto"/>
+        <w:ind w:left="567" w:firstLine="284"/>
+        <w:jc w:val="left"/>
         <w:rPr>
           <w:lang w:val="ru-RU"/>
         </w:rPr>
-        <w:t xml:space="preserve"> </w:t>
-      </w:r>
+      </w:pPr>
       <w:r>
         <w:rPr>
           <w:lang w:val="ru-RU"/>
@@ -311,7 +246,7 @@
             <v:path o:extrusionok="f" gradientshapeok="t" o:connecttype="rect"/>
             <o:lock v:ext="edit" aspectratio="t"/>
           </v:shapetype>
-          <v:shape id="_x0000_i1025" type="#_x0000_t75" style="width:377.85pt;height:583.5pt">
+          <v:shape id="_x0000_i1025" type="#_x0000_t75" style="width:377.9pt;height:583.5pt">
             <v:imagedata r:id="rId7" o:title="diagram"/>
           </v:shape>
         </w:pict>
@@ -321,8 +256,8 @@
       <w:pPr>
         <w:spacing w:line="360" w:lineRule="auto"/>
         <w:ind w:firstLine="425"/>
+        <w:jc w:val="left"/>
         <w:rPr>
-          <w:b/>
           <w:bCs/>
           <w:sz w:val="24"/>
           <w:szCs w:val="32"/>
@@ -331,30 +266,20 @@
       </w:pPr>
       <w:r>
         <w:rPr>
-          <w:b/>
           <w:bCs/>
           <w:sz w:val="24"/>
           <w:szCs w:val="32"/>
           <w:lang w:val="ru-RU"/>
         </w:rPr>
         <w:lastRenderedPageBreak/>
-        <w:t>Задание 2</w:t>
-      </w:r>
-      <w:r>
-        <w:rPr>
-          <w:b/>
-          <w:bCs/>
-          <w:sz w:val="24"/>
-          <w:szCs w:val="32"/>
-          <w:lang w:val="ru-RU"/>
-        </w:rPr>
-        <w:t>.</w:t>
+        <w:t>Задание 2.</w:t>
       </w:r>
     </w:p>
     <w:p>
       <w:pPr>
         <w:spacing w:line="360" w:lineRule="auto"/>
         <w:ind w:firstLine="142"/>
+        <w:jc w:val="left"/>
         <w:rPr>
           <w:b/>
           <w:bCs/>
@@ -383,7 +308,37 @@
           <w:bCs/>
           <w:lang w:val="ru-RU"/>
         </w:rPr>
-        <w:t>Дано натуральное четырехзначное число n. Верно ли, что все его цифры различны?</w:t>
+        <w:t>Дано натуральное четырехзначное число </w:t>
+      </w:r>
+      <w:r>
+        <w:rPr>
+          <w:b/>
+          <w:bCs/>
+          <w:lang w:val="ru-RU"/>
+        </w:rPr>
+        <w:t>n</w:t>
+      </w:r>
+      <w:r>
+        <w:rPr>
+          <w:bCs/>
+          <w:lang w:val="ru-RU"/>
+        </w:rPr>
+        <w:t xml:space="preserve">. Верно ли, что все его цифры </w:t>
+      </w:r>
+      <w:r>
+        <w:rPr>
+          <w:b/>
+          <w:bCs/>
+          <w:lang w:val="ru-RU"/>
+        </w:rPr>
+        <w:t>различны</w:t>
+      </w:r>
+      <w:r>
+        <w:rPr>
+          <w:bCs/>
+          <w:lang w:val="ru-RU"/>
+        </w:rPr>
+        <w:t>.</w:t>
       </w:r>
       <w:r>
         <w:rPr>
@@ -407,48 +362,73 @@
       <w:pPr>
         <w:spacing w:line="360" w:lineRule="auto"/>
         <w:ind w:firstLine="142"/>
+        <w:jc w:val="left"/>
         <w:rPr>
-          <w:b/>
           <w:bCs/>
-          <w:color w:val="FF0000"/>
+          <w:sz w:val="22"/>
           <w:lang w:val="ru-RU"/>
         </w:rPr>
       </w:pPr>
       <w:r>
         <w:rPr>
-          <w:color w:val="FF0000"/>
+          <w:bCs/>
+          <w:sz w:val="22"/>
           <w:lang w:val="ru-RU"/>
         </w:rPr>
-        <w:t>Алгоритм представляет собой поочерёдное трёхразовое сравнение значений переменных и в зависимости от условия меняет их</w:t>
+        <w:t>Ини</w:t>
       </w:r>
       <w:r>
         <w:rPr>
-          <w:color w:val="FF0000"/>
+          <w:bCs/>
+          <w:sz w:val="22"/>
           <w:lang w:val="ru-RU"/>
         </w:rPr>
-        <w:t>.</w:t>
+        <w:t xml:space="preserve">циализация </w:t>
+      </w:r>
+      <w:proofErr w:type="spellStart"/>
+      <w:proofErr w:type="gramStart"/>
+      <w:r>
+        <w:rPr>
+          <w:bCs/>
+          <w:sz w:val="22"/>
+        </w:rPr>
+        <w:t>bitset</w:t>
+      </w:r>
+      <w:proofErr w:type="spellEnd"/>
+      <w:r>
+        <w:rPr>
+          <w:bCs/>
+          <w:sz w:val="22"/>
+          <w:lang w:val="ru-RU"/>
+        </w:rPr>
+        <w:t>&lt;</w:t>
+      </w:r>
+      <w:proofErr w:type="gramEnd"/>
+      <w:r>
+        <w:rPr>
+          <w:bCs/>
+          <w:sz w:val="22"/>
+          <w:lang w:val="ru-RU"/>
+        </w:rPr>
+        <w:t>4&gt;</w:t>
+      </w:r>
+      <w:r>
+        <w:rPr>
+          <w:bCs/>
+          <w:sz w:val="22"/>
+          <w:lang w:val="ru-RU"/>
+        </w:rPr>
+        <w:t xml:space="preserve">, где индекс представляет собой число. По умолчанию все биты выключены. Во время индексации числа включаем бит с индексом самого числа. Позже смотрим, если следующие числа (которые являются индексами) впоследствии приведут к тому, что бит с индексом числа будет включен, это говорит о том, что число такое уже встречалось. </w:t>
       </w:r>
     </w:p>
     <w:p>
       <w:pPr>
         <w:spacing w:line="360" w:lineRule="auto"/>
-        <w:ind w:firstLine="142"/>
+        <w:ind w:left="-1701" w:firstLine="142"/>
+        <w:jc w:val="left"/>
         <w:rPr>
-          <w:b/>
           <w:bCs/>
-          <w:lang w:val="ru-RU"/>
-        </w:rPr>
-      </w:pPr>
-    </w:p>
-    <w:p>
-      <w:pPr>
-        <w:spacing w:line="360" w:lineRule="auto"/>
-        <w:ind w:left="-1418"/>
-        <w:rPr>
-          <w:b/>
-          <w:bCs/>
-          <w:sz w:val="24"/>
-          <w:szCs w:val="32"/>
+          <w:sz w:val="22"/>
           <w:lang w:val="ru-RU"/>
         </w:rPr>
       </w:pPr>
@@ -461,15 +441,307 @@
           <w:lang w:val="ru-RU"/>
         </w:rPr>
         <w:pict>
-          <v:shape id="_x0000_i1026" type="#_x0000_t75" style="width:517.25pt;height:593.85pt">
+          <v:shape id="_x0000_i1050" type="#_x0000_t75" style="width:517.3pt;height:579.75pt">
             <v:imagedata r:id="rId8" o:title="diagram (1)"/>
+          </v:shape>
+        </w:pict>
+      </w:r>
+    </w:p>
+    <w:p>
+      <w:pPr>
+        <w:spacing w:line="360" w:lineRule="auto"/>
+        <w:ind w:firstLine="425"/>
+        <w:jc w:val="left"/>
+        <w:rPr>
+          <w:bCs/>
+          <w:sz w:val="24"/>
+          <w:szCs w:val="32"/>
+          <w:lang w:val="ru-RU"/>
+        </w:rPr>
+      </w:pPr>
+      <w:r>
+        <w:rPr>
+          <w:bCs/>
+          <w:sz w:val="24"/>
+          <w:szCs w:val="32"/>
+          <w:lang w:val="ru-RU"/>
+        </w:rPr>
+        <w:lastRenderedPageBreak/>
+        <w:t>Дополнительно</w:t>
+      </w:r>
+      <w:r>
+        <w:rPr>
+          <w:bCs/>
+          <w:sz w:val="24"/>
+          <w:szCs w:val="32"/>
+          <w:lang w:val="ru-RU"/>
+        </w:rPr>
+        <w:t>е</w:t>
+      </w:r>
+      <w:r>
+        <w:rPr>
+          <w:bCs/>
+          <w:sz w:val="24"/>
+          <w:szCs w:val="32"/>
+          <w:lang w:val="ru-RU"/>
+        </w:rPr>
+        <w:t xml:space="preserve"> </w:t>
+      </w:r>
+      <w:r>
+        <w:rPr>
+          <w:bCs/>
+          <w:sz w:val="24"/>
+          <w:szCs w:val="32"/>
+          <w:lang w:val="ru-RU"/>
+        </w:rPr>
+        <w:t>Задание.</w:t>
+      </w:r>
+      <w:bookmarkStart w:id="0" w:name="_GoBack"/>
+      <w:bookmarkEnd w:id="0"/>
+    </w:p>
+    <w:p>
+      <w:pPr>
+        <w:spacing w:line="360" w:lineRule="auto"/>
+        <w:ind w:firstLine="142"/>
+        <w:jc w:val="left"/>
+        <w:rPr>
+          <w:bCs/>
+          <w:lang w:val="ru-RU"/>
+        </w:rPr>
+      </w:pPr>
+      <w:r>
+        <w:rPr>
+          <w:b/>
+          <w:bCs/>
+          <w:lang w:val="ru-RU"/>
+        </w:rPr>
+        <w:t>Условие:</w:t>
+      </w:r>
+      <w:r>
+        <w:rPr>
+          <w:b/>
+          <w:bCs/>
+          <w:lang w:val="ru-RU"/>
+        </w:rPr>
+        <w:br/>
+      </w:r>
+      <w:r>
+        <w:rPr>
+          <w:bCs/>
+          <w:lang w:val="ru-RU"/>
+        </w:rPr>
+        <w:t xml:space="preserve">Определить, есть ли среди заданных целых чисел </w:t>
+      </w:r>
+      <w:r>
+        <w:rPr>
+          <w:b/>
+          <w:bCs/>
+        </w:rPr>
+        <w:t>A</w:t>
+      </w:r>
+      <w:r>
+        <w:rPr>
+          <w:b/>
+          <w:bCs/>
+          <w:lang w:val="ru-RU"/>
+        </w:rPr>
+        <w:t xml:space="preserve">, </w:t>
+      </w:r>
+      <w:r>
+        <w:rPr>
+          <w:b/>
+          <w:bCs/>
+        </w:rPr>
+        <w:t>B</w:t>
+      </w:r>
+      <w:r>
+        <w:rPr>
+          <w:b/>
+          <w:bCs/>
+          <w:lang w:val="ru-RU"/>
+        </w:rPr>
+        <w:t xml:space="preserve">, </w:t>
+      </w:r>
+      <w:r>
+        <w:rPr>
+          <w:b/>
+          <w:bCs/>
+        </w:rPr>
+        <w:t>C</w:t>
+      </w:r>
+      <w:r>
+        <w:rPr>
+          <w:b/>
+          <w:bCs/>
+          <w:lang w:val="ru-RU"/>
+        </w:rPr>
+        <w:t xml:space="preserve"> </w:t>
+      </w:r>
+      <w:r>
+        <w:rPr>
+          <w:bCs/>
+          <w:lang w:val="ru-RU"/>
+        </w:rPr>
+        <w:t>хотя бы одно нечётное.</w:t>
+      </w:r>
+    </w:p>
+    <w:p>
+      <w:pPr>
+        <w:spacing w:line="360" w:lineRule="auto"/>
+        <w:ind w:firstLine="142"/>
+        <w:jc w:val="left"/>
+        <w:rPr>
+          <w:b/>
+          <w:bCs/>
+          <w:sz w:val="22"/>
+          <w:lang w:val="ru-RU"/>
+        </w:rPr>
+      </w:pPr>
+      <w:r>
+        <w:rPr>
+          <w:b/>
+          <w:bCs/>
+          <w:sz w:val="22"/>
+          <w:lang w:val="ru-RU"/>
+        </w:rPr>
+        <w:t>Словесно-формульное описание:</w:t>
+      </w:r>
+    </w:p>
+    <w:p>
+      <w:pPr>
+        <w:spacing w:line="360" w:lineRule="auto"/>
+        <w:ind w:firstLine="142"/>
+        <w:jc w:val="left"/>
+        <w:rPr>
+          <w:bCs/>
+          <w:sz w:val="22"/>
+          <w:lang w:val="ru-RU"/>
+        </w:rPr>
+      </w:pPr>
+      <w:r>
+        <w:rPr>
+          <w:bCs/>
+          <w:sz w:val="22"/>
+          <w:lang w:val="ru-RU"/>
+        </w:rPr>
+        <w:t xml:space="preserve">Посредством оператора % можно определить остаток у целого числа. Если </w:t>
+      </w:r>
+      <w:r>
+        <w:rPr>
+          <w:bCs/>
+          <w:sz w:val="22"/>
+        </w:rPr>
+        <w:t>num</w:t>
+      </w:r>
+      <w:r>
+        <w:rPr>
+          <w:bCs/>
+          <w:sz w:val="22"/>
+          <w:lang w:val="ru-RU"/>
+        </w:rPr>
+        <w:t xml:space="preserve"> </w:t>
+      </w:r>
+      <w:r>
+        <w:rPr>
+          <w:bCs/>
+          <w:sz w:val="22"/>
+          <w:lang w:val="ru-RU"/>
+        </w:rPr>
+        <w:t xml:space="preserve">% 2 = 0, значит </w:t>
+      </w:r>
+      <w:r>
+        <w:rPr>
+          <w:bCs/>
+          <w:sz w:val="22"/>
+        </w:rPr>
+        <w:t>num</w:t>
+      </w:r>
+      <w:r>
+        <w:rPr>
+          <w:bCs/>
+          <w:sz w:val="22"/>
+          <w:lang w:val="ru-RU"/>
+        </w:rPr>
+        <w:t xml:space="preserve"> </w:t>
+      </w:r>
+      <w:r>
+        <w:rPr>
+          <w:bCs/>
+          <w:sz w:val="22"/>
+          <w:lang w:val="ru-RU"/>
+        </w:rPr>
+        <w:t xml:space="preserve">число чётное, и в противоположном случае, если </w:t>
+      </w:r>
+      <w:r>
+        <w:rPr>
+          <w:bCs/>
+          <w:sz w:val="22"/>
+        </w:rPr>
+        <w:t>num</w:t>
+      </w:r>
+      <w:r>
+        <w:rPr>
+          <w:bCs/>
+          <w:sz w:val="22"/>
+          <w:lang w:val="ru-RU"/>
+        </w:rPr>
+        <w:t xml:space="preserve"> % </w:t>
+      </w:r>
+      <w:proofErr w:type="gramStart"/>
+      <w:r>
+        <w:rPr>
+          <w:bCs/>
+          <w:sz w:val="22"/>
+          <w:lang w:val="ru-RU"/>
+        </w:rPr>
+        <w:t>2 !</w:t>
+      </w:r>
+      <w:proofErr w:type="gramEnd"/>
+      <w:r>
+        <w:rPr>
+          <w:bCs/>
+          <w:sz w:val="22"/>
+          <w:lang w:val="ru-RU"/>
+        </w:rPr>
+        <w:t>= 0</w:t>
+      </w:r>
+      <w:r>
+        <w:rPr>
+          <w:bCs/>
+          <w:sz w:val="22"/>
+          <w:lang w:val="ru-RU"/>
+        </w:rPr>
+        <w:t>, то число нечётное.</w:t>
+      </w:r>
+    </w:p>
+    <w:p>
+      <w:pPr>
+        <w:spacing w:line="360" w:lineRule="auto"/>
+        <w:ind w:left="851"/>
+        <w:jc w:val="left"/>
+        <w:rPr>
+          <w:b/>
+          <w:bCs/>
+          <w:sz w:val="24"/>
+          <w:szCs w:val="32"/>
+          <w:lang w:val="ru-RU"/>
+        </w:rPr>
+      </w:pPr>
+      <w:r>
+        <w:rPr>
+          <w:color w:val="FF0000"/>
+          <w:lang w:val="ru-RU"/>
+        </w:rPr>
+        <w:pict>
+          <v:shape id="_x0000_i1036" type="#_x0000_t75" style="width:330.05pt;height:517.3pt">
+            <v:imagedata r:id="rId9" o:title=""/>
           </v:shape>
         </w:pict>
       </w:r>
     </w:p>
     <w:sectPr>
       <w:pgSz w:w="11906" w:h="16838"/>
-      <w:pgMar w:top="851" w:right="1800" w:bottom="851" w:left="1800" w:header="720" w:footer="720" w:gutter="0"/>
+      <w:pgMar w:top="851" w:right="1800" w:bottom="568" w:left="1800" w:header="720" w:footer="720" w:gutter="0"/>
       <w:cols w:space="1701"/>
       <w:docGrid w:linePitch="360"/>
     </w:sectPr>

--- a/lab2/schema.docx
+++ b/lab2/schema.docx
@@ -57,11 +57,12 @@
     <w:p>
       <w:pPr>
         <w:spacing w:line="360" w:lineRule="auto"/>
-        <w:ind w:firstLine="142"/>
+        <w:ind w:firstLine="426"/>
         <w:jc w:val="left"/>
         <w:rPr>
-          <w:b/>
           <w:bCs/>
+          <w:sz w:val="24"/>
+          <w:szCs w:val="32"/>
           <w:lang w:val="ru-RU"/>
         </w:rPr>
       </w:pPr>
@@ -83,16 +84,18 @@
         </w:rPr>
         <w:t xml:space="preserve"> 1.</w:t>
       </w:r>
-      <w:r>
+    </w:p>
+    <w:p>
+      <w:pPr>
+        <w:spacing w:line="360" w:lineRule="auto"/>
+        <w:ind w:firstLine="142"/>
+        <w:jc w:val="left"/>
         <w:rPr>
           <w:b/>
           <w:bCs/>
-          <w:sz w:val="24"/>
-          <w:szCs w:val="32"/>
           <w:lang w:val="ru-RU"/>
         </w:rPr>
-        <w:br/>
-      </w:r>
+      </w:pPr>
       <w:r>
         <w:rPr>
           <w:b/>
@@ -194,20 +197,26 @@
     <w:p>
       <w:pPr>
         <w:spacing w:line="360" w:lineRule="auto"/>
-        <w:ind w:left="851" w:firstLine="284"/>
+        <w:ind w:left="284" w:firstLine="284"/>
         <w:jc w:val="left"/>
         <w:rPr>
+          <w:sz w:val="22"/>
+          <w:szCs w:val="22"/>
           <w:lang w:val="ru-RU"/>
         </w:rPr>
       </w:pPr>
       <w:r>
         <w:rPr>
+          <w:sz w:val="22"/>
+          <w:szCs w:val="22"/>
           <w:lang w:val="ru-RU"/>
         </w:rPr>
         <w:t>Алгоритм представляет собой поочерёдное трёхразовое сравнение значений переменных и в зависимости от условия меняе</w:t>
       </w:r>
       <w:r>
         <w:rPr>
+          <w:sz w:val="22"/>
+          <w:szCs w:val="22"/>
           <w:lang w:val="ru-RU"/>
         </w:rPr>
         <w:t>т их.</w:t>
@@ -267,12 +276,21 @@
       <w:r>
         <w:rPr>
           <w:bCs/>
+          <w:sz w:val="28"/>
+          <w:szCs w:val="32"/>
+          <w:lang w:val="ru-RU"/>
+        </w:rPr>
+        <w:lastRenderedPageBreak/>
+        <w:t>Задание</w:t>
+      </w:r>
+      <w:r>
+        <w:rPr>
+          <w:bCs/>
           <w:sz w:val="24"/>
           <w:szCs w:val="32"/>
           <w:lang w:val="ru-RU"/>
         </w:rPr>
-        <w:lastRenderedPageBreak/>
-        <w:t>Задание 2.</w:t>
+        <w:t xml:space="preserve"> 2.</w:t>
       </w:r>
     </w:p>
     <w:p>
@@ -283,7 +301,6 @@
         <w:rPr>
           <w:b/>
           <w:bCs/>
-          <w:sz w:val="22"/>
           <w:lang w:val="ru-RU"/>
         </w:rPr>
       </w:pPr>
@@ -295,14 +312,17 @@
         </w:rPr>
         <w:t>Условие:</w:t>
       </w:r>
-      <w:r>
+    </w:p>
+    <w:p>
+      <w:pPr>
+        <w:spacing w:line="360" w:lineRule="auto"/>
+        <w:ind w:firstLine="284"/>
+        <w:jc w:val="left"/>
         <w:rPr>
-          <w:b/>
           <w:bCs/>
           <w:lang w:val="ru-RU"/>
         </w:rPr>
-        <w:br/>
-      </w:r>
+      </w:pPr>
       <w:r>
         <w:rPr>
           <w:bCs/>
@@ -340,14 +360,19 @@
         </w:rPr>
         <w:t>.</w:t>
       </w:r>
-      <w:r>
+    </w:p>
+    <w:p>
+      <w:pPr>
+        <w:spacing w:line="360" w:lineRule="auto"/>
+        <w:ind w:firstLine="142"/>
+        <w:jc w:val="left"/>
         <w:rPr>
+          <w:b/>
           <w:bCs/>
           <w:sz w:val="22"/>
           <w:lang w:val="ru-RU"/>
         </w:rPr>
-        <w:t xml:space="preserve"> </w:t>
-      </w:r>
+      </w:pPr>
       <w:r>
         <w:rPr>
           <w:b/>
@@ -361,7 +386,7 @@
     <w:p>
       <w:pPr>
         <w:spacing w:line="360" w:lineRule="auto"/>
-        <w:ind w:firstLine="142"/>
+        <w:ind w:left="284" w:firstLine="283"/>
         <w:jc w:val="left"/>
         <w:rPr>
           <w:bCs/>
@@ -441,7 +466,7 @@
           <w:lang w:val="ru-RU"/>
         </w:rPr>
         <w:pict>
-          <v:shape id="_x0000_i1050" type="#_x0000_t75" style="width:517.3pt;height:579.75pt">
+          <v:shape id="_x0000_i1026" type="#_x0000_t75" style="width:517.3pt;height:579.75pt">
             <v:imagedata r:id="rId8" o:title="diagram (1)"/>
           </v:shape>
         </w:pict>
@@ -485,19 +510,8 @@
           <w:szCs w:val="32"/>
           <w:lang w:val="ru-RU"/>
         </w:rPr>
-        <w:t xml:space="preserve"> </w:t>
+        <w:t xml:space="preserve"> Задание.</w:t>
       </w:r>
-      <w:r>
-        <w:rPr>
-          <w:bCs/>
-          <w:sz w:val="24"/>
-          <w:szCs w:val="32"/>
-          <w:lang w:val="ru-RU"/>
-        </w:rPr>
-        <w:t>Задание.</w:t>
-      </w:r>
-      <w:bookmarkStart w:id="0" w:name="_GoBack"/>
-      <w:bookmarkEnd w:id="0"/>
     </w:p>
     <w:p>
       <w:pPr>
@@ -505,6 +519,7 @@
         <w:ind w:firstLine="142"/>
         <w:jc w:val="left"/>
         <w:rPr>
+          <w:b/>
           <w:bCs/>
           <w:lang w:val="ru-RU"/>
         </w:rPr>
@@ -517,14 +532,17 @@
         </w:rPr>
         <w:t>Условие:</w:t>
       </w:r>
-      <w:r>
+    </w:p>
+    <w:p>
+      <w:pPr>
+        <w:spacing w:line="360" w:lineRule="auto"/>
+        <w:ind w:firstLine="284"/>
+        <w:jc w:val="left"/>
         <w:rPr>
-          <w:b/>
           <w:bCs/>
           <w:lang w:val="ru-RU"/>
         </w:rPr>
-        <w:br/>
-      </w:r>
+      </w:pPr>
       <w:r>
         <w:rPr>
           <w:bCs/>
@@ -610,7 +628,7 @@
     <w:p>
       <w:pPr>
         <w:spacing w:line="360" w:lineRule="auto"/>
-        <w:ind w:firstLine="142"/>
+        <w:ind w:firstLine="284"/>
         <w:jc w:val="left"/>
         <w:rPr>
           <w:bCs/>
@@ -624,7 +642,17 @@
           <w:sz w:val="22"/>
           <w:lang w:val="ru-RU"/>
         </w:rPr>
-        <w:t xml:space="preserve">Посредством оператора % можно определить остаток у целого числа. Если </w:t>
+        <w:t>По</w:t>
+      </w:r>
+      <w:bookmarkStart w:id="0" w:name="_GoBack"/>
+      <w:bookmarkEnd w:id="0"/>
+      <w:r>
+        <w:rPr>
+          <w:bCs/>
+          <w:sz w:val="22"/>
+          <w:lang w:val="ru-RU"/>
+        </w:rPr>
+        <w:t xml:space="preserve">средством оператора % можно определить остаток у целого числа. Если </w:t>
       </w:r>
       <w:r>
         <w:rPr>
@@ -733,7 +761,7 @@
           <w:lang w:val="ru-RU"/>
         </w:rPr>
         <w:pict>
-          <v:shape id="_x0000_i1036" type="#_x0000_t75" style="width:330.05pt;height:517.3pt">
+          <v:shape id="_x0000_i1027" type="#_x0000_t75" style="width:330.05pt;height:517.3pt">
             <v:imagedata r:id="rId9" o:title=""/>
           </v:shape>
         </w:pict>
